--- a/src/briefloop/template_assets/legal-contract-zh-t3.docx
+++ b/src/briefloop/template_assets/legal-contract-zh-t3.docx
@@ -36,15 +36,15 @@
     <w:tbl>
       <w:tblPr>
         <w:tblW w:type="auto" w:w="0"/>
-        <w:tblLook w:firstColumn="1" w:firstRow="1" w:lastColumn="0" w:lastRow="0" w:noHBand="0" w:noVBand="1" w:val="04A0"/>
         <w:tblBorders>
           <w:top w:val="single" w:sz="8" w:color="1E2320"/>
+          <w:left w:val="none" w:sz="0" w:color="1E2320"/>
           <w:bottom w:val="single" w:sz="8" w:color="1E2320"/>
-          <w:left w:val="none" w:sz="0" w:color="1E2320"/>
           <w:right w:val="none" w:sz="0" w:color="1E2320"/>
           <w:insideH w:val="single" w:sz="4" w:color="1E2320"/>
           <w:insideV w:val="none" w:sz="0" w:color="1E2320"/>
         </w:tblBorders>
+        <w:tblLook w:firstColumn="1" w:firstRow="1" w:lastColumn="0" w:lastRow="0" w:noHBand="0" w:noVBand="1" w:val="04A0"/>
       </w:tblPr>
       <w:tblGrid>
         <w:gridCol w:w="4320"/>
@@ -270,15 +270,15 @@
     <w:tbl>
       <w:tblPr>
         <w:tblW w:type="auto" w:w="0"/>
-        <w:tblLook w:firstColumn="1" w:firstRow="1" w:lastColumn="0" w:lastRow="0" w:noHBand="0" w:noVBand="1" w:val="04A0"/>
         <w:tblBorders>
           <w:top w:val="single" w:sz="4" w:color="1E2320"/>
+          <w:left w:val="single" w:sz="4" w:color="1E2320"/>
           <w:bottom w:val="single" w:sz="4" w:color="1E2320"/>
-          <w:left w:val="single" w:sz="4" w:color="1E2320"/>
           <w:right w:val="single" w:sz="4" w:color="1E2320"/>
           <w:insideH w:val="single" w:sz="4" w:color="1E2320"/>
           <w:insideV w:val="single" w:sz="4" w:color="1E2320"/>
         </w:tblBorders>
+        <w:tblLook w:firstColumn="1" w:firstRow="1" w:lastColumn="0" w:lastRow="0" w:noHBand="0" w:noVBand="1" w:val="04A0"/>
       </w:tblPr>
       <w:tblGrid>
         <w:gridCol w:w="2880"/>
